--- a/Documentacion/Borrador.docx
+++ b/Documentacion/Borrador.docx
@@ -3,6 +3,14 @@
 <w:document xmlns:wpc="http://schemas.microsoft.com/office/word/2010/wordprocessingCanvas" xmlns:cx="http://schemas.microsoft.com/office/drawing/2014/chartex" xmlns:cx1="http://schemas.microsoft.com/office/drawing/2015/9/8/chartex" xmlns:cx2="http://schemas.microsoft.com/office/drawing/2015/10/21/chartex" xmlns:cx3="http://schemas.microsoft.com/office/drawing/2016/5/9/chartex" xmlns:cx4="http://schemas.microsoft.com/office/drawing/2016/5/10/chartex" xmlns:cx5="http://schemas.microsoft.com/office/drawing/2016/5/11/chartex" xmlns:cx6="http://schemas.microsoft.com/office/drawing/2016/5/12/chartex" xmlns:cx7="http://schemas.microsoft.com/office/drawing/2016/5/13/chartex" xmlns:cx8="http://schemas.microsoft.com/office/drawing/2016/5/14/chartex" xmlns:mc="http://schemas.openxmlformats.org/markup-compatibility/2006" xmlns:aink="http://schemas.microsoft.com/office/drawing/2016/ink" xmlns:am3d="http://schemas.microsoft.com/office/drawing/2017/model3d" xmlns:o="urn:schemas-microsoft-com:office:office" xmlns:oel="http://schemas.microsoft.com/office/2019/extlst" xmlns:r="http://schemas.openxmlformats.org/officeDocument/2006/relationships" xmlns:m="http://schemas.openxmlformats.org/officeDocument/2006/math" xmlns:v="urn:schemas-microsoft-com:vml" xmlns:wp14="http://schemas.microsoft.com/office/word/2010/wordprocessingDrawing" xmlns:wp="http://schemas.openxmlformats.org/drawingml/2006/wordprocessingDrawing" xmlns:w10="urn:schemas-microsoft-com:office:word" xmlns:w="http://schemas.openxmlformats.org/wordprocessingml/2006/main" xmlns:w14="http://schemas.microsoft.com/office/word/2010/wordml" xmlns:w15="http://schemas.microsoft.com/office/word/2012/wordml" xmlns:w16cex="http://schemas.microsoft.com/office/word/2018/wordml/cex" xmlns:w16cid="http://schemas.microsoft.com/office/word/2016/wordml/cid" xmlns:w16="http://schemas.microsoft.com/office/word/2018/wordml" xmlns:w16sdtdh="http://schemas.microsoft.com/office/word/2020/wordml/sdtdatahash" xmlns:w16se="http://schemas.microsoft.com/office/word/2015/wordml/symex" xmlns:wpg="http://schemas.microsoft.com/office/word/2010/wordprocessingGroup" xmlns:wpi="http://schemas.microsoft.com/office/word/2010/wordprocessingInk" xmlns:wne="http://schemas.microsoft.com/office/word/2006/wordml" xmlns:wps="http://schemas.microsoft.com/office/word/2010/wordprocessingShape" mc:Ignorable="w14 w15 w16se w16cid w16 w16cex w16sdtdh wp14">
   <w:body>
     <w:p>
+      <w:pPr>
+        <w:pStyle w:val="Ttulo1"/>
+      </w:pPr>
+      <w:r>
+        <w:t>Tareas</w:t>
+      </w:r>
+    </w:p>
+    <w:p>
       <w:r>
         <w:t xml:space="preserve">Sacar apuntes de </w:t>
       </w:r>
@@ -31,6 +39,328 @@
     <w:p>
       <w:r>
         <w:t>Crear tareas</w:t>
+      </w:r>
+    </w:p>
+    <w:p>
+      <w:pPr>
+        <w:pStyle w:val="Ttulo1"/>
+      </w:pPr>
+      <w:r>
+        <w:t>Vistas</w:t>
+      </w:r>
+    </w:p>
+    <w:p>
+      <w:r>
+        <w:t xml:space="preserve">Vista pizarra pc y vista lista de notas </w:t>
+      </w:r>
+      <w:proofErr w:type="spellStart"/>
+      <w:r>
+        <w:t>movil</w:t>
+      </w:r>
+      <w:proofErr w:type="spellEnd"/>
+    </w:p>
+    <w:p>
+      <w:r>
+        <w:drawing>
+          <wp:inline distT="0" distB="0" distL="0" distR="0" wp14:anchorId="2D7A8651" wp14:editId="507F8E6B">
+            <wp:extent cx="5400040" cy="2039620"/>
+            <wp:effectExtent l="0" t="0" r="0" b="0"/>
+            <wp:docPr id="271913023" name="Imagen 1"/>
+            <wp:cNvGraphicFramePr>
+              <a:graphicFrameLocks xmlns:a="http://schemas.openxmlformats.org/drawingml/2006/main" noChangeAspect="1"/>
+            </wp:cNvGraphicFramePr>
+            <a:graphic xmlns:a="http://schemas.openxmlformats.org/drawingml/2006/main">
+              <a:graphicData uri="http://schemas.openxmlformats.org/drawingml/2006/picture">
+                <pic:pic xmlns:pic="http://schemas.openxmlformats.org/drawingml/2006/picture">
+                  <pic:nvPicPr>
+                    <pic:cNvPr id="271913023" name=""/>
+                    <pic:cNvPicPr/>
+                  </pic:nvPicPr>
+                  <pic:blipFill>
+                    <a:blip r:embed="rId4"/>
+                    <a:stretch>
+                      <a:fillRect/>
+                    </a:stretch>
+                  </pic:blipFill>
+                  <pic:spPr>
+                    <a:xfrm>
+                      <a:off x="0" y="0"/>
+                      <a:ext cx="5400040" cy="2039620"/>
+                    </a:xfrm>
+                    <a:prstGeom prst="rect">
+                      <a:avLst/>
+                    </a:prstGeom>
+                  </pic:spPr>
+                </pic:pic>
+              </a:graphicData>
+            </a:graphic>
+          </wp:inline>
+        </w:drawing>
+      </w:r>
+    </w:p>
+    <w:p/>
+    <w:p>
+      <w:pPr>
+        <w:pStyle w:val="Ttulo1"/>
+      </w:pPr>
+      <w:r>
+        <w:lastRenderedPageBreak/>
+        <w:t>Objetos</w:t>
+      </w:r>
+    </w:p>
+    <w:p>
+      <w:pPr>
+        <w:rPr>
+          <w:vanish/>
+          <w:specVanish/>
+        </w:rPr>
+      </w:pPr>
+      <w:r>
+        <w:drawing>
+          <wp:inline distT="0" distB="0" distL="0" distR="0" wp14:anchorId="4887732A" wp14:editId="0F59F95D">
+            <wp:extent cx="5400040" cy="3503295"/>
+            <wp:effectExtent l="0" t="0" r="0" b="1905"/>
+            <wp:docPr id="1781320484" name="Imagen 1" descr="Texto, Carta&#10;&#10;Descripción generada automáticamente"/>
+            <wp:cNvGraphicFramePr>
+              <a:graphicFrameLocks xmlns:a="http://schemas.openxmlformats.org/drawingml/2006/main" noChangeAspect="1"/>
+            </wp:cNvGraphicFramePr>
+            <a:graphic xmlns:a="http://schemas.openxmlformats.org/drawingml/2006/main">
+              <a:graphicData uri="http://schemas.openxmlformats.org/drawingml/2006/picture">
+                <pic:pic xmlns:pic="http://schemas.openxmlformats.org/drawingml/2006/picture">
+                  <pic:nvPicPr>
+                    <pic:cNvPr id="1781320484" name="Imagen 1" descr="Texto, Carta&#10;&#10;Descripción generada automáticamente"/>
+                    <pic:cNvPicPr/>
+                  </pic:nvPicPr>
+                  <pic:blipFill>
+                    <a:blip r:embed="rId5"/>
+                    <a:stretch>
+                      <a:fillRect/>
+                    </a:stretch>
+                  </pic:blipFill>
+                  <pic:spPr>
+                    <a:xfrm>
+                      <a:off x="0" y="0"/>
+                      <a:ext cx="5400040" cy="3503295"/>
+                    </a:xfrm>
+                    <a:prstGeom prst="rect">
+                      <a:avLst/>
+                    </a:prstGeom>
+                  </pic:spPr>
+                </pic:pic>
+              </a:graphicData>
+            </a:graphic>
+          </wp:inline>
+        </w:drawing>
+      </w:r>
+    </w:p>
+    <w:p>
+      <w:r>
+        <w:t xml:space="preserve"> </w:t>
+      </w:r>
+    </w:p>
+    <w:p/>
+    <w:p>
+      <w:pPr>
+        <w:pStyle w:val="Ttulo1"/>
+      </w:pPr>
+      <w:r>
+        <w:t>Funcionalidades</w:t>
+      </w:r>
+    </w:p>
+    <w:p>
+      <w:r>
+        <w:drawing>
+          <wp:inline distT="0" distB="0" distL="0" distR="0" wp14:anchorId="09C015DE" wp14:editId="29139827">
+            <wp:extent cx="5400040" cy="3479165"/>
+            <wp:effectExtent l="0" t="0" r="0" b="6985"/>
+            <wp:docPr id="670556260" name="Imagen 1" descr="Una captura de pantalla de un celular con letras&#10;&#10;Descripción generada automáticamente con confianza media"/>
+            <wp:cNvGraphicFramePr>
+              <a:graphicFrameLocks xmlns:a="http://schemas.openxmlformats.org/drawingml/2006/main" noChangeAspect="1"/>
+            </wp:cNvGraphicFramePr>
+            <a:graphic xmlns:a="http://schemas.openxmlformats.org/drawingml/2006/main">
+              <a:graphicData uri="http://schemas.openxmlformats.org/drawingml/2006/picture">
+                <pic:pic xmlns:pic="http://schemas.openxmlformats.org/drawingml/2006/picture">
+                  <pic:nvPicPr>
+                    <pic:cNvPr id="670556260" name="Imagen 1" descr="Una captura de pantalla de un celular con letras&#10;&#10;Descripción generada automáticamente con confianza media"/>
+                    <pic:cNvPicPr/>
+                  </pic:nvPicPr>
+                  <pic:blipFill>
+                    <a:blip r:embed="rId6"/>
+                    <a:stretch>
+                      <a:fillRect/>
+                    </a:stretch>
+                  </pic:blipFill>
+                  <pic:spPr>
+                    <a:xfrm>
+                      <a:off x="0" y="0"/>
+                      <a:ext cx="5400040" cy="3479165"/>
+                    </a:xfrm>
+                    <a:prstGeom prst="rect">
+                      <a:avLst/>
+                    </a:prstGeom>
+                  </pic:spPr>
+                </pic:pic>
+              </a:graphicData>
+            </a:graphic>
+          </wp:inline>
+        </w:drawing>
+      </w:r>
+    </w:p>
+    <w:p>
+      <w:pPr>
+        <w:pStyle w:val="Ttulo1"/>
+      </w:pPr>
+      <w:proofErr w:type="spellStart"/>
+      <w:r>
+        <w:t>Req</w:t>
+      </w:r>
+      <w:proofErr w:type="spellEnd"/>
+      <w:r>
+        <w:t xml:space="preserve"> no </w:t>
+      </w:r>
+      <w:proofErr w:type="spellStart"/>
+      <w:r>
+        <w:t>func</w:t>
+      </w:r>
+      <w:proofErr w:type="spellEnd"/>
+    </w:p>
+    <w:p>
+      <w:proofErr w:type="spellStart"/>
+      <w:r>
+        <w:t>Movil</w:t>
+      </w:r>
+      <w:proofErr w:type="spellEnd"/>
+      <w:r>
+        <w:t xml:space="preserve"> y pc (Aplicación web)</w:t>
+      </w:r>
+    </w:p>
+    <w:p>
+      <w:pPr>
+        <w:rPr>
+          <w:lang w:val="en-US"/>
+        </w:rPr>
+      </w:pPr>
+      <w:r>
+        <w:rPr>
+          <w:lang w:val="en-US"/>
+        </w:rPr>
+        <w:t xml:space="preserve">React </w:t>
+      </w:r>
+      <w:proofErr w:type="gramStart"/>
+      <w:r>
+        <w:rPr>
+          <w:lang w:val="en-US"/>
+        </w:rPr>
+        <w:t>front</w:t>
+      </w:r>
+      <w:proofErr w:type="gramEnd"/>
+    </w:p>
+    <w:p>
+      <w:pPr>
+        <w:rPr>
+          <w:lang w:val="en-US"/>
+        </w:rPr>
+      </w:pPr>
+      <w:r>
+        <w:rPr>
+          <w:lang w:val="en-US"/>
+        </w:rPr>
+        <w:lastRenderedPageBreak/>
+        <w:t xml:space="preserve">Spring </w:t>
+      </w:r>
+      <w:proofErr w:type="gramStart"/>
+      <w:r>
+        <w:rPr>
+          <w:lang w:val="en-US"/>
+        </w:rPr>
+        <w:t>boot  para</w:t>
+      </w:r>
+      <w:proofErr w:type="gramEnd"/>
+      <w:r>
+        <w:rPr>
+          <w:lang w:val="en-US"/>
+        </w:rPr>
+        <w:t xml:space="preserve"> API</w:t>
+      </w:r>
+    </w:p>
+    <w:p>
+      <w:r>
+        <w:t xml:space="preserve">MongoDB / </w:t>
+      </w:r>
+      <w:proofErr w:type="spellStart"/>
+      <w:r>
+        <w:t>Firebase</w:t>
+      </w:r>
+      <w:proofErr w:type="spellEnd"/>
+      <w:r>
+        <w:t xml:space="preserve"> (</w:t>
+      </w:r>
+      <w:proofErr w:type="spellStart"/>
+      <w:r>
+        <w:t>NoSql</w:t>
+      </w:r>
+      <w:proofErr w:type="spellEnd"/>
+      <w:r>
+        <w:t xml:space="preserve"> DB)</w:t>
+      </w:r>
+    </w:p>
+    <w:p>
+      <w:proofErr w:type="spellStart"/>
+      <w:r>
+        <w:t>Github</w:t>
+      </w:r>
+      <w:proofErr w:type="spellEnd"/>
+      <w:r>
+        <w:t xml:space="preserve"> Pages para CI/CD</w:t>
+      </w:r>
+    </w:p>
+    <w:p/>
+    <w:p/>
+    <w:p>
+      <w:pPr>
+        <w:pStyle w:val="Ttulo1"/>
+      </w:pPr>
+      <w:r>
+        <w:t>Preguntas</w:t>
+      </w:r>
+    </w:p>
+    <w:p>
+      <w:r>
+        <w:drawing>
+          <wp:inline distT="0" distB="0" distL="0" distR="0" wp14:anchorId="6FC0D3FA" wp14:editId="5391066B">
+            <wp:extent cx="5400040" cy="1449705"/>
+            <wp:effectExtent l="0" t="0" r="0" b="0"/>
+            <wp:docPr id="634678933" name="Imagen 1" descr="Texto, Carta&#10;&#10;Descripción generada automáticamente"/>
+            <wp:cNvGraphicFramePr>
+              <a:graphicFrameLocks xmlns:a="http://schemas.openxmlformats.org/drawingml/2006/main" noChangeAspect="1"/>
+            </wp:cNvGraphicFramePr>
+            <a:graphic xmlns:a="http://schemas.openxmlformats.org/drawingml/2006/main">
+              <a:graphicData uri="http://schemas.openxmlformats.org/drawingml/2006/picture">
+                <pic:pic xmlns:pic="http://schemas.openxmlformats.org/drawingml/2006/picture">
+                  <pic:nvPicPr>
+                    <pic:cNvPr id="634678933" name="Imagen 1" descr="Texto, Carta&#10;&#10;Descripción generada automáticamente"/>
+                    <pic:cNvPicPr/>
+                  </pic:nvPicPr>
+                  <pic:blipFill>
+                    <a:blip r:embed="rId7"/>
+                    <a:stretch>
+                      <a:fillRect/>
+                    </a:stretch>
+                  </pic:blipFill>
+                  <pic:spPr>
+                    <a:xfrm>
+                      <a:off x="0" y="0"/>
+                      <a:ext cx="5400040" cy="1449705"/>
+                    </a:xfrm>
+                    <a:prstGeom prst="rect">
+                      <a:avLst/>
+                    </a:prstGeom>
+                  </pic:spPr>
+                </pic:pic>
+              </a:graphicData>
+            </a:graphic>
+          </wp:inline>
+        </w:drawing>
       </w:r>
     </w:p>
     <w:p/>
@@ -446,6 +776,27 @@
     <w:name w:val="Normal"/>
     <w:qFormat/>
   </w:style>
+  <w:style w:type="paragraph" w:styleId="Ttulo1">
+    <w:name w:val="heading 1"/>
+    <w:basedOn w:val="Normal"/>
+    <w:next w:val="Normal"/>
+    <w:link w:val="Ttulo1Car"/>
+    <w:uiPriority w:val="9"/>
+    <w:qFormat/>
+    <w:rsid w:val="000F49F8"/>
+    <w:pPr>
+      <w:keepNext/>
+      <w:keepLines/>
+      <w:spacing w:before="240" w:after="0"/>
+      <w:outlineLvl w:val="0"/>
+    </w:pPr>
+    <w:rPr>
+      <w:rFonts w:asciiTheme="majorHAnsi" w:eastAsiaTheme="majorEastAsia" w:hAnsiTheme="majorHAnsi" w:cstheme="majorBidi"/>
+      <w:color w:val="2F5496" w:themeColor="accent1" w:themeShade="BF"/>
+      <w:sz w:val="32"/>
+      <w:szCs w:val="32"/>
+    </w:rPr>
+  </w:style>
   <w:style w:type="character" w:default="1" w:styleId="Fuentedeprrafopredeter">
     <w:name w:val="Default Paragraph Font"/>
     <w:uiPriority w:val="1"/>
@@ -472,6 +823,19 @@
     <w:uiPriority w:val="99"/>
     <w:semiHidden/>
     <w:unhideWhenUsed/>
+  </w:style>
+  <w:style w:type="character" w:customStyle="1" w:styleId="Ttulo1Car">
+    <w:name w:val="Título 1 Car"/>
+    <w:basedOn w:val="Fuentedeprrafopredeter"/>
+    <w:link w:val="Ttulo1"/>
+    <w:uiPriority w:val="9"/>
+    <w:rsid w:val="000F49F8"/>
+    <w:rPr>
+      <w:rFonts w:asciiTheme="majorHAnsi" w:eastAsiaTheme="majorEastAsia" w:hAnsiTheme="majorHAnsi" w:cstheme="majorBidi"/>
+      <w:color w:val="2F5496" w:themeColor="accent1" w:themeShade="BF"/>
+      <w:sz w:val="32"/>
+      <w:szCs w:val="32"/>
+    </w:rPr>
   </w:style>
 </w:styles>
 </file>

--- a/Documentacion/Borrador.docx
+++ b/Documentacion/Borrador.docx
@@ -43,6 +43,41 @@
     </w:p>
     <w:p>
       <w:pPr>
+        <w:pStyle w:val="Ttulo2"/>
+      </w:pPr>
+      <w:proofErr w:type="spellStart"/>
+      <w:r>
+        <w:t>Benjamin</w:t>
+      </w:r>
+      <w:proofErr w:type="spellEnd"/>
+      <w:r>
+        <w:t>:</w:t>
+      </w:r>
+    </w:p>
+    <w:p>
+      <w:r>
+        <w:t>Sacar requisitos</w:t>
+      </w:r>
+    </w:p>
+    <w:p>
+      <w:r>
+        <w:t>Llegar a presupuesto</w:t>
+      </w:r>
+    </w:p>
+    <w:p>
+      <w:r>
+        <w:t>Empezar un poco el código</w:t>
+      </w:r>
+    </w:p>
+    <w:p>
+      <w:r>
+        <w:t>Crear repo git compartido</w:t>
+      </w:r>
+    </w:p>
+    <w:p/>
+    <w:p/>
+    <w:p>
+      <w:pPr>
         <w:pStyle w:val="Ttulo1"/>
       </w:pPr>
       <w:r>
@@ -61,6 +96,9 @@
     </w:p>
     <w:p>
       <w:r>
+        <w:rPr>
+          <w:noProof/>
+        </w:rPr>
         <w:drawing>
           <wp:inline distT="0" distB="0" distL="0" distR="0" wp14:anchorId="2D7A8651" wp14:editId="507F8E6B">
             <wp:extent cx="5400040" cy="2039620"/>
@@ -116,6 +154,9 @@
         </w:rPr>
       </w:pPr>
       <w:r>
+        <w:rPr>
+          <w:noProof/>
+        </w:rPr>
         <w:drawing>
           <wp:inline distT="0" distB="0" distL="0" distR="0" wp14:anchorId="4887732A" wp14:editId="0F59F95D">
             <wp:extent cx="5400040" cy="3503295"/>
@@ -169,6 +210,9 @@
     </w:p>
     <w:p>
       <w:r>
+        <w:rPr>
+          <w:noProof/>
+        </w:rPr>
         <w:drawing>
           <wp:inline distT="0" distB="0" distL="0" distR="0" wp14:anchorId="09C015DE" wp14:editId="29139827">
             <wp:extent cx="5400040" cy="3479165"/>
@@ -244,16 +288,8 @@
         <w:rPr>
           <w:lang w:val="en-US"/>
         </w:rPr>
-        <w:t xml:space="preserve">React </w:t>
-      </w:r>
-      <w:proofErr w:type="gramStart"/>
-      <w:r>
-        <w:rPr>
-          <w:lang w:val="en-US"/>
-        </w:rPr>
-        <w:t>front</w:t>
-      </w:r>
-      <w:proofErr w:type="gramEnd"/>
+        <w:t>React front</w:t>
+      </w:r>
     </w:p>
     <w:p>
       <w:pPr>
@@ -266,21 +302,7 @@
           <w:lang w:val="en-US"/>
         </w:rPr>
         <w:lastRenderedPageBreak/>
-        <w:t xml:space="preserve">Spring </w:t>
-      </w:r>
-      <w:proofErr w:type="gramStart"/>
-      <w:r>
-        <w:rPr>
-          <w:lang w:val="en-US"/>
-        </w:rPr>
-        <w:t>boot  para</w:t>
-      </w:r>
-      <w:proofErr w:type="gramEnd"/>
-      <w:r>
-        <w:rPr>
-          <w:lang w:val="en-US"/>
-        </w:rPr>
-        <w:t xml:space="preserve"> API</w:t>
+        <w:t>Spring boot  para API</w:t>
       </w:r>
     </w:p>
     <w:p>
@@ -326,6 +348,9 @@
     </w:p>
     <w:p>
       <w:r>
+        <w:rPr>
+          <w:noProof/>
+        </w:rPr>
         <w:drawing>
           <wp:inline distT="0" distB="0" distL="0" distR="0" wp14:anchorId="6FC0D3FA" wp14:editId="5391066B">
             <wp:extent cx="5400040" cy="1449705"/>
@@ -797,6 +822,28 @@
       <w:szCs w:val="32"/>
     </w:rPr>
   </w:style>
+  <w:style w:type="paragraph" w:styleId="Ttulo2">
+    <w:name w:val="heading 2"/>
+    <w:basedOn w:val="Normal"/>
+    <w:next w:val="Normal"/>
+    <w:link w:val="Ttulo2Car"/>
+    <w:uiPriority w:val="9"/>
+    <w:unhideWhenUsed/>
+    <w:qFormat/>
+    <w:rsid w:val="00CA0BB3"/>
+    <w:pPr>
+      <w:keepNext/>
+      <w:keepLines/>
+      <w:spacing w:before="40" w:after="0"/>
+      <w:outlineLvl w:val="1"/>
+    </w:pPr>
+    <w:rPr>
+      <w:rFonts w:asciiTheme="majorHAnsi" w:eastAsiaTheme="majorEastAsia" w:hAnsiTheme="majorHAnsi" w:cstheme="majorBidi"/>
+      <w:color w:val="2F5496" w:themeColor="accent1" w:themeShade="BF"/>
+      <w:sz w:val="26"/>
+      <w:szCs w:val="26"/>
+    </w:rPr>
+  </w:style>
   <w:style w:type="character" w:default="1" w:styleId="Fuentedeprrafopredeter">
     <w:name w:val="Default Paragraph Font"/>
     <w:uiPriority w:val="1"/>
@@ -835,6 +882,19 @@
       <w:color w:val="2F5496" w:themeColor="accent1" w:themeShade="BF"/>
       <w:sz w:val="32"/>
       <w:szCs w:val="32"/>
+    </w:rPr>
+  </w:style>
+  <w:style w:type="character" w:customStyle="1" w:styleId="Ttulo2Car">
+    <w:name w:val="Título 2 Car"/>
+    <w:basedOn w:val="Fuentedeprrafopredeter"/>
+    <w:link w:val="Ttulo2"/>
+    <w:uiPriority w:val="9"/>
+    <w:rsid w:val="00CA0BB3"/>
+    <w:rPr>
+      <w:rFonts w:asciiTheme="majorHAnsi" w:eastAsiaTheme="majorEastAsia" w:hAnsiTheme="majorHAnsi" w:cstheme="majorBidi"/>
+      <w:color w:val="2F5496" w:themeColor="accent1" w:themeShade="BF"/>
+      <w:sz w:val="26"/>
+      <w:szCs w:val="26"/>
     </w:rPr>
   </w:style>
 </w:styles>
